--- a/MATERIAIS PUBLICADOS/RH E SERVIDOR/REQUERIMENTO DE FÉRIAS ESTAGIÁRIOS.docx
+++ b/MATERIAIS PUBLICADOS/RH E SERVIDOR/REQUERIMENTO DE FÉRIAS ESTAGIÁRIOS.docx
@@ -1,6 +1,6 @@
 
 <file path=word/document.xml><?xml version="1.0" encoding="utf-8"?>
-<w:document xmlns:wpc="http://schemas.microsoft.com/office/word/2010/wordprocessingCanvas" xmlns:mc="http://schemas.openxmlformats.org/markup-compatibility/2006" xmlns:o="urn:schemas-microsoft-com:office:office" xmlns:r="http://schemas.openxmlformats.org/officeDocument/2006/relationships" xmlns:m="http://schemas.openxmlformats.org/officeDocument/2006/math" xmlns:v="urn:schemas-microsoft-com:vml" xmlns:wp14="http://schemas.microsoft.com/office/word/2010/wordprocessingDrawing" xmlns:wp="http://schemas.openxmlformats.org/drawingml/2006/wordprocessingDrawing" xmlns:w10="urn:schemas-microsoft-com:office:word" xmlns:w="http://schemas.openxmlformats.org/wordprocessingml/2006/main" xmlns:w14="http://schemas.microsoft.com/office/word/2010/wordml" xmlns:w15="http://schemas.microsoft.com/office/word/2012/wordml" xmlns:wpg="http://schemas.microsoft.com/office/word/2010/wordprocessingGroup" xmlns:wpi="http://schemas.microsoft.com/office/word/2010/wordprocessingInk" xmlns:wne="http://schemas.microsoft.com/office/word/2006/wordml" xmlns:wps="http://schemas.microsoft.com/office/word/2010/wordprocessingShape" mc:Ignorable="w14 w15 wp14">
+<w:document xmlns:wpc="http://schemas.microsoft.com/office/word/2010/wordprocessingCanvas" xmlns:cx="http://schemas.microsoft.com/office/drawing/2014/chartex" xmlns:cx1="http://schemas.microsoft.com/office/drawing/2015/9/8/chartex" xmlns:cx2="http://schemas.microsoft.com/office/drawing/2015/10/21/chartex" xmlns:cx3="http://schemas.microsoft.com/office/drawing/2016/5/9/chartex" xmlns:cx4="http://schemas.microsoft.com/office/drawing/2016/5/10/chartex" xmlns:cx5="http://schemas.microsoft.com/office/drawing/2016/5/11/chartex" xmlns:cx6="http://schemas.microsoft.com/office/drawing/2016/5/12/chartex" xmlns:cx7="http://schemas.microsoft.com/office/drawing/2016/5/13/chartex" xmlns:cx8="http://schemas.microsoft.com/office/drawing/2016/5/14/chartex" xmlns:mc="http://schemas.openxmlformats.org/markup-compatibility/2006" xmlns:aink="http://schemas.microsoft.com/office/drawing/2016/ink" xmlns:am3d="http://schemas.microsoft.com/office/drawing/2017/model3d" xmlns:o="urn:schemas-microsoft-com:office:office" xmlns:oel="http://schemas.microsoft.com/office/2019/extlst" xmlns:r="http://schemas.openxmlformats.org/officeDocument/2006/relationships" xmlns:m="http://schemas.openxmlformats.org/officeDocument/2006/math" xmlns:v="urn:schemas-microsoft-com:vml" xmlns:wp14="http://schemas.microsoft.com/office/word/2010/wordprocessingDrawing" xmlns:wp="http://schemas.openxmlformats.org/drawingml/2006/wordprocessingDrawing" xmlns:w10="urn:schemas-microsoft-com:office:word" xmlns:w="http://schemas.openxmlformats.org/wordprocessingml/2006/main" xmlns:w14="http://schemas.microsoft.com/office/word/2010/wordml" xmlns:w15="http://schemas.microsoft.com/office/word/2012/wordml" xmlns:w16cex="http://schemas.microsoft.com/office/word/2018/wordml/cex" xmlns:w16cid="http://schemas.microsoft.com/office/word/2016/wordml/cid" xmlns:w16="http://schemas.microsoft.com/office/word/2018/wordml" xmlns:w16du="http://schemas.microsoft.com/office/word/2023/wordml/word16du" xmlns:w16sdtdh="http://schemas.microsoft.com/office/word/2020/wordml/sdtdatahash" xmlns:w16sdtfl="http://schemas.microsoft.com/office/word/2024/wordml/sdtformatlock" xmlns:w16se="http://schemas.microsoft.com/office/word/2015/wordml/symex" xmlns:wpg="http://schemas.microsoft.com/office/word/2010/wordprocessingGroup" xmlns:wpi="http://schemas.microsoft.com/office/word/2010/wordprocessingInk" xmlns:wne="http://schemas.microsoft.com/office/word/2006/wordml" xmlns:wps="http://schemas.microsoft.com/office/word/2010/wordprocessingShape" mc:Ignorable="w14 w15 w16se w16cid w16 w16cex w16sdtdh w16sdtfl w16du wp14">
   <w:body>
     <w:p>
       <w:pPr>
@@ -338,14 +338,7 @@
           <w:sz w:val="22"/>
           <w:szCs w:val="22"/>
         </w:rPr>
-        <w:t xml:space="preserve">, </w:t>
-      </w:r>
-      <w:r>
-        <w:rPr>
-          <w:sz w:val="22"/>
-          <w:szCs w:val="22"/>
-        </w:rPr>
-        <w:t>referente ao 1º (</w:t>
+        <w:t>, referente ao 1º (</w:t>
       </w:r>
       <w:r>
         <w:rPr>
@@ -359,14 +352,7 @@
           <w:sz w:val="22"/>
           <w:szCs w:val="22"/>
         </w:rPr>
-        <w:t xml:space="preserve"> </w:t>
-      </w:r>
-      <w:r>
-        <w:rPr>
-          <w:sz w:val="22"/>
-          <w:szCs w:val="22"/>
-        </w:rPr>
-        <w:t xml:space="preserve">) ou 2º ( </w:t>
+        <w:t xml:space="preserve"> ) ou 2º ( </w:t>
       </w:r>
       <w:r>
         <w:rPr>
@@ -560,14 +546,7 @@
           <w:sz w:val="22"/>
           <w:szCs w:val="22"/>
         </w:rPr>
-        <w:t xml:space="preserve"> período </w:t>
-      </w:r>
-      <w:r>
-        <w:rPr>
-          <w:sz w:val="22"/>
-          <w:szCs w:val="22"/>
-        </w:rPr>
-        <w:t>de _____/____/________ à____/____/_________</w:t>
+        <w:t xml:space="preserve"> período de _____/____/________ à____/____/_________</w:t>
       </w:r>
     </w:p>
     <w:p>
@@ -982,8 +961,6 @@
         </w:rPr>
         <w:t>São Mateus do Sul, ___</w:t>
       </w:r>
-      <w:bookmarkStart w:id="0" w:name="_GoBack"/>
-      <w:bookmarkEnd w:id="0"/>
       <w:r>
         <w:rPr>
           <w:sz w:val="22"/>
@@ -1040,7 +1017,7 @@
 </file>
 
 <file path=word/endnotes.xml><?xml version="1.0" encoding="utf-8"?>
-<w:endnotes xmlns:wpc="http://schemas.microsoft.com/office/word/2010/wordprocessingCanvas" xmlns:mc="http://schemas.openxmlformats.org/markup-compatibility/2006" xmlns:o="urn:schemas-microsoft-com:office:office" xmlns:r="http://schemas.openxmlformats.org/officeDocument/2006/relationships" xmlns:m="http://schemas.openxmlformats.org/officeDocument/2006/math" xmlns:v="urn:schemas-microsoft-com:vml" xmlns:wp14="http://schemas.microsoft.com/office/word/2010/wordprocessingDrawing" xmlns:wp="http://schemas.openxmlformats.org/drawingml/2006/wordprocessingDrawing" xmlns:w10="urn:schemas-microsoft-com:office:word" xmlns:w="http://schemas.openxmlformats.org/wordprocessingml/2006/main" xmlns:w14="http://schemas.microsoft.com/office/word/2010/wordml" xmlns:w15="http://schemas.microsoft.com/office/word/2012/wordml" xmlns:wpg="http://schemas.microsoft.com/office/word/2010/wordprocessingGroup" xmlns:wpi="http://schemas.microsoft.com/office/word/2010/wordprocessingInk" xmlns:wne="http://schemas.microsoft.com/office/word/2006/wordml" xmlns:wps="http://schemas.microsoft.com/office/word/2010/wordprocessingShape" mc:Ignorable="w14 w15 wp14">
+<w:endnotes xmlns:wpc="http://schemas.microsoft.com/office/word/2010/wordprocessingCanvas" xmlns:cx="http://schemas.microsoft.com/office/drawing/2014/chartex" xmlns:cx1="http://schemas.microsoft.com/office/drawing/2015/9/8/chartex" xmlns:cx2="http://schemas.microsoft.com/office/drawing/2015/10/21/chartex" xmlns:cx3="http://schemas.microsoft.com/office/drawing/2016/5/9/chartex" xmlns:cx4="http://schemas.microsoft.com/office/drawing/2016/5/10/chartex" xmlns:cx5="http://schemas.microsoft.com/office/drawing/2016/5/11/chartex" xmlns:cx6="http://schemas.microsoft.com/office/drawing/2016/5/12/chartex" xmlns:cx7="http://schemas.microsoft.com/office/drawing/2016/5/13/chartex" xmlns:cx8="http://schemas.microsoft.com/office/drawing/2016/5/14/chartex" xmlns:mc="http://schemas.openxmlformats.org/markup-compatibility/2006" xmlns:aink="http://schemas.microsoft.com/office/drawing/2016/ink" xmlns:am3d="http://schemas.microsoft.com/office/drawing/2017/model3d" xmlns:o="urn:schemas-microsoft-com:office:office" xmlns:oel="http://schemas.microsoft.com/office/2019/extlst" xmlns:r="http://schemas.openxmlformats.org/officeDocument/2006/relationships" xmlns:m="http://schemas.openxmlformats.org/officeDocument/2006/math" xmlns:v="urn:schemas-microsoft-com:vml" xmlns:wp14="http://schemas.microsoft.com/office/word/2010/wordprocessingDrawing" xmlns:wp="http://schemas.openxmlformats.org/drawingml/2006/wordprocessingDrawing" xmlns:w10="urn:schemas-microsoft-com:office:word" xmlns:w="http://schemas.openxmlformats.org/wordprocessingml/2006/main" xmlns:w14="http://schemas.microsoft.com/office/word/2010/wordml" xmlns:w15="http://schemas.microsoft.com/office/word/2012/wordml" xmlns:w16cex="http://schemas.microsoft.com/office/word/2018/wordml/cex" xmlns:w16cid="http://schemas.microsoft.com/office/word/2016/wordml/cid" xmlns:w16="http://schemas.microsoft.com/office/word/2018/wordml" xmlns:w16du="http://schemas.microsoft.com/office/word/2023/wordml/word16du" xmlns:w16sdtdh="http://schemas.microsoft.com/office/word/2020/wordml/sdtdatahash" xmlns:w16sdtfl="http://schemas.microsoft.com/office/word/2024/wordml/sdtformatlock" xmlns:w16se="http://schemas.microsoft.com/office/word/2015/wordml/symex" xmlns:wpg="http://schemas.microsoft.com/office/word/2010/wordprocessingGroup" xmlns:wpi="http://schemas.microsoft.com/office/word/2010/wordprocessingInk" xmlns:wne="http://schemas.microsoft.com/office/word/2006/wordml" xmlns:wps="http://schemas.microsoft.com/office/word/2010/wordprocessingShape" mc:Ignorable="w14 w15 w16se w16cid w16 w16cex w16sdtdh w16sdtfl w16du wp14">
   <w:endnote w:type="separator" w:id="-1">
     <w:p>
       <w:r>
@@ -1059,7 +1036,7 @@
 </file>
 
 <file path=word/footer1.xml><?xml version="1.0" encoding="utf-8"?>
-<w:ftr xmlns:wpc="http://schemas.microsoft.com/office/word/2010/wordprocessingCanvas" xmlns:mc="http://schemas.openxmlformats.org/markup-compatibility/2006" xmlns:o="urn:schemas-microsoft-com:office:office" xmlns:r="http://schemas.openxmlformats.org/officeDocument/2006/relationships" xmlns:m="http://schemas.openxmlformats.org/officeDocument/2006/math" xmlns:v="urn:schemas-microsoft-com:vml" xmlns:wp14="http://schemas.microsoft.com/office/word/2010/wordprocessingDrawing" xmlns:wp="http://schemas.openxmlformats.org/drawingml/2006/wordprocessingDrawing" xmlns:w10="urn:schemas-microsoft-com:office:word" xmlns:w="http://schemas.openxmlformats.org/wordprocessingml/2006/main" xmlns:w14="http://schemas.microsoft.com/office/word/2010/wordml" xmlns:w15="http://schemas.microsoft.com/office/word/2012/wordml" xmlns:wpg="http://schemas.microsoft.com/office/word/2010/wordprocessingGroup" xmlns:wpi="http://schemas.microsoft.com/office/word/2010/wordprocessingInk" xmlns:wne="http://schemas.microsoft.com/office/word/2006/wordml" xmlns:wps="http://schemas.microsoft.com/office/word/2010/wordprocessingShape" mc:Ignorable="w14 w15 wp14">
+<w:ftr xmlns:wpc="http://schemas.microsoft.com/office/word/2010/wordprocessingCanvas" xmlns:cx="http://schemas.microsoft.com/office/drawing/2014/chartex" xmlns:cx1="http://schemas.microsoft.com/office/drawing/2015/9/8/chartex" xmlns:cx2="http://schemas.microsoft.com/office/drawing/2015/10/21/chartex" xmlns:cx3="http://schemas.microsoft.com/office/drawing/2016/5/9/chartex" xmlns:cx4="http://schemas.microsoft.com/office/drawing/2016/5/10/chartex" xmlns:cx5="http://schemas.microsoft.com/office/drawing/2016/5/11/chartex" xmlns:cx6="http://schemas.microsoft.com/office/drawing/2016/5/12/chartex" xmlns:cx7="http://schemas.microsoft.com/office/drawing/2016/5/13/chartex" xmlns:cx8="http://schemas.microsoft.com/office/drawing/2016/5/14/chartex" xmlns:mc="http://schemas.openxmlformats.org/markup-compatibility/2006" xmlns:aink="http://schemas.microsoft.com/office/drawing/2016/ink" xmlns:am3d="http://schemas.microsoft.com/office/drawing/2017/model3d" xmlns:o="urn:schemas-microsoft-com:office:office" xmlns:oel="http://schemas.microsoft.com/office/2019/extlst" xmlns:r="http://schemas.openxmlformats.org/officeDocument/2006/relationships" xmlns:m="http://schemas.openxmlformats.org/officeDocument/2006/math" xmlns:v="urn:schemas-microsoft-com:vml" xmlns:wp14="http://schemas.microsoft.com/office/word/2010/wordprocessingDrawing" xmlns:wp="http://schemas.openxmlformats.org/drawingml/2006/wordprocessingDrawing" xmlns:w10="urn:schemas-microsoft-com:office:word" xmlns:w="http://schemas.openxmlformats.org/wordprocessingml/2006/main" xmlns:w14="http://schemas.microsoft.com/office/word/2010/wordml" xmlns:w15="http://schemas.microsoft.com/office/word/2012/wordml" xmlns:w16cex="http://schemas.microsoft.com/office/word/2018/wordml/cex" xmlns:w16cid="http://schemas.microsoft.com/office/word/2016/wordml/cid" xmlns:w16="http://schemas.microsoft.com/office/word/2018/wordml" xmlns:w16du="http://schemas.microsoft.com/office/word/2023/wordml/word16du" xmlns:w16sdtdh="http://schemas.microsoft.com/office/word/2020/wordml/sdtdatahash" xmlns:w16sdtfl="http://schemas.microsoft.com/office/word/2024/wordml/sdtformatlock" xmlns:w16se="http://schemas.microsoft.com/office/word/2015/wordml/symex" xmlns:wpg="http://schemas.microsoft.com/office/word/2010/wordprocessingGroup" xmlns:wpi="http://schemas.microsoft.com/office/word/2010/wordprocessingInk" xmlns:wne="http://schemas.microsoft.com/office/word/2006/wordml" xmlns:wps="http://schemas.microsoft.com/office/word/2010/wordprocessingShape" mc:Ignorable="w14 w15 w16se w16cid w16 w16cex w16sdtdh w16sdtfl w16du wp14">
   <w:p>
     <w:pPr>
       <w:pStyle w:val="Rodap"/>
@@ -1177,7 +1154,7 @@
 </file>
 
 <file path=word/footnotes.xml><?xml version="1.0" encoding="utf-8"?>
-<w:footnotes xmlns:wpc="http://schemas.microsoft.com/office/word/2010/wordprocessingCanvas" xmlns:mc="http://schemas.openxmlformats.org/markup-compatibility/2006" xmlns:o="urn:schemas-microsoft-com:office:office" xmlns:r="http://schemas.openxmlformats.org/officeDocument/2006/relationships" xmlns:m="http://schemas.openxmlformats.org/officeDocument/2006/math" xmlns:v="urn:schemas-microsoft-com:vml" xmlns:wp14="http://schemas.microsoft.com/office/word/2010/wordprocessingDrawing" xmlns:wp="http://schemas.openxmlformats.org/drawingml/2006/wordprocessingDrawing" xmlns:w10="urn:schemas-microsoft-com:office:word" xmlns:w="http://schemas.openxmlformats.org/wordprocessingml/2006/main" xmlns:w14="http://schemas.microsoft.com/office/word/2010/wordml" xmlns:w15="http://schemas.microsoft.com/office/word/2012/wordml" xmlns:wpg="http://schemas.microsoft.com/office/word/2010/wordprocessingGroup" xmlns:wpi="http://schemas.microsoft.com/office/word/2010/wordprocessingInk" xmlns:wne="http://schemas.microsoft.com/office/word/2006/wordml" xmlns:wps="http://schemas.microsoft.com/office/word/2010/wordprocessingShape" mc:Ignorable="w14 w15 wp14">
+<w:footnotes xmlns:wpc="http://schemas.microsoft.com/office/word/2010/wordprocessingCanvas" xmlns:cx="http://schemas.microsoft.com/office/drawing/2014/chartex" xmlns:cx1="http://schemas.microsoft.com/office/drawing/2015/9/8/chartex" xmlns:cx2="http://schemas.microsoft.com/office/drawing/2015/10/21/chartex" xmlns:cx3="http://schemas.microsoft.com/office/drawing/2016/5/9/chartex" xmlns:cx4="http://schemas.microsoft.com/office/drawing/2016/5/10/chartex" xmlns:cx5="http://schemas.microsoft.com/office/drawing/2016/5/11/chartex" xmlns:cx6="http://schemas.microsoft.com/office/drawing/2016/5/12/chartex" xmlns:cx7="http://schemas.microsoft.com/office/drawing/2016/5/13/chartex" xmlns:cx8="http://schemas.microsoft.com/office/drawing/2016/5/14/chartex" xmlns:mc="http://schemas.openxmlformats.org/markup-compatibility/2006" xmlns:aink="http://schemas.microsoft.com/office/drawing/2016/ink" xmlns:am3d="http://schemas.microsoft.com/office/drawing/2017/model3d" xmlns:o="urn:schemas-microsoft-com:office:office" xmlns:oel="http://schemas.microsoft.com/office/2019/extlst" xmlns:r="http://schemas.openxmlformats.org/officeDocument/2006/relationships" xmlns:m="http://schemas.openxmlformats.org/officeDocument/2006/math" xmlns:v="urn:schemas-microsoft-com:vml" xmlns:wp14="http://schemas.microsoft.com/office/word/2010/wordprocessingDrawing" xmlns:wp="http://schemas.openxmlformats.org/drawingml/2006/wordprocessingDrawing" xmlns:w10="urn:schemas-microsoft-com:office:word" xmlns:w="http://schemas.openxmlformats.org/wordprocessingml/2006/main" xmlns:w14="http://schemas.microsoft.com/office/word/2010/wordml" xmlns:w15="http://schemas.microsoft.com/office/word/2012/wordml" xmlns:w16cex="http://schemas.microsoft.com/office/word/2018/wordml/cex" xmlns:w16cid="http://schemas.microsoft.com/office/word/2016/wordml/cid" xmlns:w16="http://schemas.microsoft.com/office/word/2018/wordml" xmlns:w16du="http://schemas.microsoft.com/office/word/2023/wordml/word16du" xmlns:w16sdtdh="http://schemas.microsoft.com/office/word/2020/wordml/sdtdatahash" xmlns:w16sdtfl="http://schemas.microsoft.com/office/word/2024/wordml/sdtformatlock" xmlns:w16se="http://schemas.microsoft.com/office/word/2015/wordml/symex" xmlns:wpg="http://schemas.microsoft.com/office/word/2010/wordprocessingGroup" xmlns:wpi="http://schemas.microsoft.com/office/word/2010/wordprocessingInk" xmlns:wne="http://schemas.microsoft.com/office/word/2006/wordml" xmlns:wps="http://schemas.microsoft.com/office/word/2010/wordprocessingShape" mc:Ignorable="w14 w15 w16se w16cid w16 w16cex w16sdtdh w16sdtfl w16du wp14">
   <w:footnote w:type="separator" w:id="-1">
     <w:p>
       <w:r>
@@ -1196,7 +1173,7 @@
 </file>
 
 <file path=word/header1.xml><?xml version="1.0" encoding="utf-8"?>
-<w:hdr xmlns:wpc="http://schemas.microsoft.com/office/word/2010/wordprocessingCanvas" xmlns:mc="http://schemas.openxmlformats.org/markup-compatibility/2006" xmlns:o="urn:schemas-microsoft-com:office:office" xmlns:r="http://schemas.openxmlformats.org/officeDocument/2006/relationships" xmlns:m="http://schemas.openxmlformats.org/officeDocument/2006/math" xmlns:v="urn:schemas-microsoft-com:vml" xmlns:wp14="http://schemas.microsoft.com/office/word/2010/wordprocessingDrawing" xmlns:wp="http://schemas.openxmlformats.org/drawingml/2006/wordprocessingDrawing" xmlns:w10="urn:schemas-microsoft-com:office:word" xmlns:w="http://schemas.openxmlformats.org/wordprocessingml/2006/main" xmlns:w14="http://schemas.microsoft.com/office/word/2010/wordml" xmlns:w15="http://schemas.microsoft.com/office/word/2012/wordml" xmlns:wpg="http://schemas.microsoft.com/office/word/2010/wordprocessingGroup" xmlns:wpi="http://schemas.microsoft.com/office/word/2010/wordprocessingInk" xmlns:wne="http://schemas.microsoft.com/office/word/2006/wordml" xmlns:wps="http://schemas.microsoft.com/office/word/2010/wordprocessingShape" mc:Ignorable="w14 w15 wp14">
+<w:hdr xmlns:wpc="http://schemas.microsoft.com/office/word/2010/wordprocessingCanvas" xmlns:cx="http://schemas.microsoft.com/office/drawing/2014/chartex" xmlns:cx1="http://schemas.microsoft.com/office/drawing/2015/9/8/chartex" xmlns:cx2="http://schemas.microsoft.com/office/drawing/2015/10/21/chartex" xmlns:cx3="http://schemas.microsoft.com/office/drawing/2016/5/9/chartex" xmlns:cx4="http://schemas.microsoft.com/office/drawing/2016/5/10/chartex" xmlns:cx5="http://schemas.microsoft.com/office/drawing/2016/5/11/chartex" xmlns:cx6="http://schemas.microsoft.com/office/drawing/2016/5/12/chartex" xmlns:cx7="http://schemas.microsoft.com/office/drawing/2016/5/13/chartex" xmlns:cx8="http://schemas.microsoft.com/office/drawing/2016/5/14/chartex" xmlns:mc="http://schemas.openxmlformats.org/markup-compatibility/2006" xmlns:aink="http://schemas.microsoft.com/office/drawing/2016/ink" xmlns:am3d="http://schemas.microsoft.com/office/drawing/2017/model3d" xmlns:o="urn:schemas-microsoft-com:office:office" xmlns:oel="http://schemas.microsoft.com/office/2019/extlst" xmlns:r="http://schemas.openxmlformats.org/officeDocument/2006/relationships" xmlns:m="http://schemas.openxmlformats.org/officeDocument/2006/math" xmlns:v="urn:schemas-microsoft-com:vml" xmlns:wp14="http://schemas.microsoft.com/office/word/2010/wordprocessingDrawing" xmlns:wp="http://schemas.openxmlformats.org/drawingml/2006/wordprocessingDrawing" xmlns:w10="urn:schemas-microsoft-com:office:word" xmlns:w="http://schemas.openxmlformats.org/wordprocessingml/2006/main" xmlns:w14="http://schemas.microsoft.com/office/word/2010/wordml" xmlns:w15="http://schemas.microsoft.com/office/word/2012/wordml" xmlns:w16cex="http://schemas.microsoft.com/office/word/2018/wordml/cex" xmlns:w16cid="http://schemas.microsoft.com/office/word/2016/wordml/cid" xmlns:w16="http://schemas.microsoft.com/office/word/2018/wordml" xmlns:w16du="http://schemas.microsoft.com/office/word/2023/wordml/word16du" xmlns:w16sdtdh="http://schemas.microsoft.com/office/word/2020/wordml/sdtdatahash" xmlns:w16sdtfl="http://schemas.microsoft.com/office/word/2024/wordml/sdtformatlock" xmlns:w16se="http://schemas.microsoft.com/office/word/2015/wordml/symex" xmlns:wpg="http://schemas.microsoft.com/office/word/2010/wordprocessingGroup" xmlns:wpi="http://schemas.microsoft.com/office/word/2010/wordprocessingInk" xmlns:wne="http://schemas.microsoft.com/office/word/2006/wordml" xmlns:wps="http://schemas.microsoft.com/office/word/2010/wordprocessingShape" mc:Ignorable="w14 w15 w16se w16cid w16 w16cex w16sdtdh w16sdtfl w16du wp14">
   <w:p>
     <w:pPr>
       <w:tabs>
@@ -1215,7 +1192,7 @@
         <w:szCs w:val="36"/>
       </w:rPr>
       <w:drawing>
-        <wp:anchor distT="0" distB="0" distL="114300" distR="114300" simplePos="0" relativeHeight="251657728" behindDoc="1" locked="0" layoutInCell="1" allowOverlap="1">
+        <wp:anchor distT="0" distB="0" distL="114300" distR="114300" simplePos="0" relativeHeight="251657728" behindDoc="1" locked="0" layoutInCell="1" allowOverlap="1" wp14:anchorId="37027ADD" wp14:editId="37027ADE">
           <wp:simplePos x="0" y="0"/>
           <wp:positionH relativeFrom="column">
             <wp:posOffset>38100</wp:posOffset>
@@ -1358,8 +1335,8 @@
 </file>
 
 <file path=word/numbering.xml><?xml version="1.0" encoding="utf-8"?>
-<w:numbering xmlns:wpc="http://schemas.microsoft.com/office/word/2010/wordprocessingCanvas" xmlns:mc="http://schemas.openxmlformats.org/markup-compatibility/2006" xmlns:o="urn:schemas-microsoft-com:office:office" xmlns:r="http://schemas.openxmlformats.org/officeDocument/2006/relationships" xmlns:m="http://schemas.openxmlformats.org/officeDocument/2006/math" xmlns:v="urn:schemas-microsoft-com:vml" xmlns:wp14="http://schemas.microsoft.com/office/word/2010/wordprocessingDrawing" xmlns:wp="http://schemas.openxmlformats.org/drawingml/2006/wordprocessingDrawing" xmlns:w10="urn:schemas-microsoft-com:office:word" xmlns:w="http://schemas.openxmlformats.org/wordprocessingml/2006/main" xmlns:w14="http://schemas.microsoft.com/office/word/2010/wordml" xmlns:w15="http://schemas.microsoft.com/office/word/2012/wordml" xmlns:wpg="http://schemas.microsoft.com/office/word/2010/wordprocessingGroup" xmlns:wpi="http://schemas.microsoft.com/office/word/2010/wordprocessingInk" xmlns:wne="http://schemas.microsoft.com/office/word/2006/wordml" xmlns:wps="http://schemas.microsoft.com/office/word/2010/wordprocessingShape" mc:Ignorable="w14 w15 wp14">
-  <w:abstractNum w:abstractNumId="0">
+<w:numbering xmlns:wpc="http://schemas.microsoft.com/office/word/2010/wordprocessingCanvas" xmlns:cx="http://schemas.microsoft.com/office/drawing/2014/chartex" xmlns:cx1="http://schemas.microsoft.com/office/drawing/2015/9/8/chartex" xmlns:cx2="http://schemas.microsoft.com/office/drawing/2015/10/21/chartex" xmlns:cx3="http://schemas.microsoft.com/office/drawing/2016/5/9/chartex" xmlns:cx4="http://schemas.microsoft.com/office/drawing/2016/5/10/chartex" xmlns:cx5="http://schemas.microsoft.com/office/drawing/2016/5/11/chartex" xmlns:cx6="http://schemas.microsoft.com/office/drawing/2016/5/12/chartex" xmlns:cx7="http://schemas.microsoft.com/office/drawing/2016/5/13/chartex" xmlns:cx8="http://schemas.microsoft.com/office/drawing/2016/5/14/chartex" xmlns:mc="http://schemas.openxmlformats.org/markup-compatibility/2006" xmlns:aink="http://schemas.microsoft.com/office/drawing/2016/ink" xmlns:am3d="http://schemas.microsoft.com/office/drawing/2017/model3d" xmlns:o="urn:schemas-microsoft-com:office:office" xmlns:oel="http://schemas.microsoft.com/office/2019/extlst" xmlns:r="http://schemas.openxmlformats.org/officeDocument/2006/relationships" xmlns:m="http://schemas.openxmlformats.org/officeDocument/2006/math" xmlns:v="urn:schemas-microsoft-com:vml" xmlns:wp14="http://schemas.microsoft.com/office/word/2010/wordprocessingDrawing" xmlns:wp="http://schemas.openxmlformats.org/drawingml/2006/wordprocessingDrawing" xmlns:w10="urn:schemas-microsoft-com:office:word" xmlns:w="http://schemas.openxmlformats.org/wordprocessingml/2006/main" xmlns:w14="http://schemas.microsoft.com/office/word/2010/wordml" xmlns:w15="http://schemas.microsoft.com/office/word/2012/wordml" xmlns:w16cex="http://schemas.microsoft.com/office/word/2018/wordml/cex" xmlns:w16cid="http://schemas.microsoft.com/office/word/2016/wordml/cid" xmlns:w16="http://schemas.microsoft.com/office/word/2018/wordml" xmlns:w16du="http://schemas.microsoft.com/office/word/2023/wordml/word16du" xmlns:w16sdtdh="http://schemas.microsoft.com/office/word/2020/wordml/sdtdatahash" xmlns:w16sdtfl="http://schemas.microsoft.com/office/word/2024/wordml/sdtformatlock" xmlns:w16se="http://schemas.microsoft.com/office/word/2015/wordml/symex" xmlns:wpg="http://schemas.microsoft.com/office/word/2010/wordprocessingGroup" xmlns:wpi="http://schemas.microsoft.com/office/word/2010/wordprocessingInk" xmlns:wne="http://schemas.microsoft.com/office/word/2006/wordml" xmlns:wps="http://schemas.microsoft.com/office/word/2010/wordprocessingShape" mc:Ignorable="w14 w15 w16se w16cid w16 w16cex w16sdtdh w16sdtfl w16du wp14">
+  <w:abstractNum w:abstractNumId="0" w15:restartNumberingAfterBreak="0">
     <w:nsid w:val="04F1404B"/>
     <w:multiLevelType w:val="hybridMultilevel"/>
     <w:tmpl w:val="70CCC8D8"/>
@@ -1499,7 +1476,7 @@
       </w:rPr>
     </w:lvl>
   </w:abstractNum>
-  <w:abstractNum w:abstractNumId="1">
+  <w:abstractNum w:abstractNumId="1" w15:restartNumberingAfterBreak="0">
     <w:nsid w:val="084F6EA1"/>
     <w:multiLevelType w:val="hybridMultilevel"/>
     <w:tmpl w:val="D3D2B5CA"/>
@@ -1639,7 +1616,7 @@
       </w:rPr>
     </w:lvl>
   </w:abstractNum>
-  <w:abstractNum w:abstractNumId="2">
+  <w:abstractNum w:abstractNumId="2" w15:restartNumberingAfterBreak="0">
     <w:nsid w:val="0CA262E6"/>
     <w:multiLevelType w:val="hybridMultilevel"/>
     <w:tmpl w:val="D3E0F478"/>
@@ -1779,7 +1756,7 @@
       </w:rPr>
     </w:lvl>
   </w:abstractNum>
-  <w:abstractNum w:abstractNumId="3">
+  <w:abstractNum w:abstractNumId="3" w15:restartNumberingAfterBreak="0">
     <w:nsid w:val="1EC7797A"/>
     <w:multiLevelType w:val="hybridMultilevel"/>
     <w:tmpl w:val="3FB800BC"/>
@@ -1892,7 +1869,7 @@
       </w:rPr>
     </w:lvl>
   </w:abstractNum>
-  <w:abstractNum w:abstractNumId="4">
+  <w:abstractNum w:abstractNumId="4" w15:restartNumberingAfterBreak="0">
     <w:nsid w:val="50B15415"/>
     <w:multiLevelType w:val="hybridMultilevel"/>
     <w:tmpl w:val="D7B49934"/>
@@ -2032,7 +2009,7 @@
       </w:rPr>
     </w:lvl>
   </w:abstractNum>
-  <w:abstractNum w:abstractNumId="5">
+  <w:abstractNum w:abstractNumId="5" w15:restartNumberingAfterBreak="0">
     <w:nsid w:val="50E51799"/>
     <w:multiLevelType w:val="hybridMultilevel"/>
     <w:tmpl w:val="A024F832"/>
@@ -2172,7 +2149,7 @@
       </w:rPr>
     </w:lvl>
   </w:abstractNum>
-  <w:abstractNum w:abstractNumId="6">
+  <w:abstractNum w:abstractNumId="6" w15:restartNumberingAfterBreak="0">
     <w:nsid w:val="584935AB"/>
     <w:multiLevelType w:val="hybridMultilevel"/>
     <w:tmpl w:val="2F624440"/>
@@ -2312,32 +2289,32 @@
       </w:rPr>
     </w:lvl>
   </w:abstractNum>
-  <w:num w:numId="1">
+  <w:num w:numId="1" w16cid:durableId="1820149178">
     <w:abstractNumId w:val="4"/>
   </w:num>
-  <w:num w:numId="2">
+  <w:num w:numId="2" w16cid:durableId="1366448194">
     <w:abstractNumId w:val="0"/>
   </w:num>
-  <w:num w:numId="3">
+  <w:num w:numId="3" w16cid:durableId="1975598759">
     <w:abstractNumId w:val="5"/>
   </w:num>
-  <w:num w:numId="4">
+  <w:num w:numId="4" w16cid:durableId="263421834">
     <w:abstractNumId w:val="1"/>
   </w:num>
-  <w:num w:numId="5">
+  <w:num w:numId="5" w16cid:durableId="1799034757">
     <w:abstractNumId w:val="2"/>
   </w:num>
-  <w:num w:numId="6">
+  <w:num w:numId="6" w16cid:durableId="669914514">
     <w:abstractNumId w:val="6"/>
   </w:num>
-  <w:num w:numId="7">
+  <w:num w:numId="7" w16cid:durableId="1996520915">
     <w:abstractNumId w:val="3"/>
   </w:num>
 </w:numbering>
 </file>
 
 <file path=word/styles.xml><?xml version="1.0" encoding="utf-8"?>
-<w:styles xmlns:mc="http://schemas.openxmlformats.org/markup-compatibility/2006" xmlns:r="http://schemas.openxmlformats.org/officeDocument/2006/relationships" xmlns:w="http://schemas.openxmlformats.org/wordprocessingml/2006/main" xmlns:w14="http://schemas.microsoft.com/office/word/2010/wordml" xmlns:w15="http://schemas.microsoft.com/office/word/2012/wordml" mc:Ignorable="w14 w15">
+<w:styles xmlns:mc="http://schemas.openxmlformats.org/markup-compatibility/2006" xmlns:r="http://schemas.openxmlformats.org/officeDocument/2006/relationships" xmlns:w="http://schemas.openxmlformats.org/wordprocessingml/2006/main" xmlns:w14="http://schemas.microsoft.com/office/word/2010/wordml" xmlns:w15="http://schemas.microsoft.com/office/word/2012/wordml" xmlns:w16cex="http://schemas.microsoft.com/office/word/2018/wordml/cex" xmlns:w16cid="http://schemas.microsoft.com/office/word/2016/wordml/cid" xmlns:w16="http://schemas.microsoft.com/office/word/2018/wordml" xmlns:w16du="http://schemas.microsoft.com/office/word/2023/wordml/word16du" xmlns:w16sdtdh="http://schemas.microsoft.com/office/word/2020/wordml/sdtdatahash" xmlns:w16sdtfl="http://schemas.microsoft.com/office/word/2024/wordml/sdtformatlock" xmlns:w16se="http://schemas.microsoft.com/office/word/2015/wordml/symex" mc:Ignorable="w14 w15 w16se w16cid w16 w16cex w16sdtdh w16sdtfl w16du">
   <w:docDefaults>
     <w:rPrDefault>
       <w:rPr>
@@ -2347,7 +2324,7 @@
     </w:rPrDefault>
     <w:pPrDefault/>
   </w:docDefaults>
-  <w:latentStyles w:defLockedState="0" w:defUIPriority="0" w:defSemiHidden="0" w:defUnhideWhenUsed="0" w:defQFormat="0" w:count="371">
+  <w:latentStyles w:defLockedState="0" w:defUIPriority="0" w:defSemiHidden="0" w:defUnhideWhenUsed="0" w:defQFormat="0" w:count="376">
     <w:lsdException w:name="Normal" w:qFormat="1"/>
     <w:lsdException w:name="heading 1" w:qFormat="1"/>
     <w:lsdException w:name="heading 2" w:semiHidden="1" w:unhideWhenUsed="1" w:qFormat="1"/>
@@ -2363,6 +2340,50 @@
     <w:lsdException w:name="Subtitle" w:qFormat="1"/>
     <w:lsdException w:name="Strong" w:qFormat="1"/>
     <w:lsdException w:name="Emphasis" w:qFormat="1"/>
+    <w:lsdException w:name="Normal Table" w:semiHidden="1" w:unhideWhenUsed="1"/>
+    <w:lsdException w:name="Table Simple 1" w:semiHidden="1" w:unhideWhenUsed="1"/>
+    <w:lsdException w:name="Table Simple 2" w:semiHidden="1" w:unhideWhenUsed="1"/>
+    <w:lsdException w:name="Table Simple 3" w:semiHidden="1" w:unhideWhenUsed="1"/>
+    <w:lsdException w:name="Table Classic 1" w:semiHidden="1" w:unhideWhenUsed="1"/>
+    <w:lsdException w:name="Table Classic 2" w:semiHidden="1" w:unhideWhenUsed="1"/>
+    <w:lsdException w:name="Table Classic 3" w:semiHidden="1" w:unhideWhenUsed="1"/>
+    <w:lsdException w:name="Table Classic 4" w:semiHidden="1" w:unhideWhenUsed="1"/>
+    <w:lsdException w:name="Table Colorful 1" w:semiHidden="1" w:unhideWhenUsed="1"/>
+    <w:lsdException w:name="Table Colorful 2" w:semiHidden="1" w:unhideWhenUsed="1"/>
+    <w:lsdException w:name="Table Colorful 3" w:semiHidden="1" w:unhideWhenUsed="1"/>
+    <w:lsdException w:name="Table Columns 1" w:semiHidden="1" w:unhideWhenUsed="1"/>
+    <w:lsdException w:name="Table Columns 2" w:semiHidden="1" w:unhideWhenUsed="1"/>
+    <w:lsdException w:name="Table Columns 3" w:semiHidden="1" w:unhideWhenUsed="1"/>
+    <w:lsdException w:name="Table Columns 4" w:semiHidden="1" w:unhideWhenUsed="1"/>
+    <w:lsdException w:name="Table Columns 5" w:semiHidden="1" w:unhideWhenUsed="1"/>
+    <w:lsdException w:name="Table Grid 1" w:semiHidden="1" w:unhideWhenUsed="1"/>
+    <w:lsdException w:name="Table Grid 2" w:semiHidden="1" w:unhideWhenUsed="1"/>
+    <w:lsdException w:name="Table Grid 3" w:semiHidden="1" w:unhideWhenUsed="1"/>
+    <w:lsdException w:name="Table Grid 4" w:semiHidden="1" w:unhideWhenUsed="1"/>
+    <w:lsdException w:name="Table Grid 5" w:semiHidden="1" w:unhideWhenUsed="1"/>
+    <w:lsdException w:name="Table Grid 6" w:semiHidden="1" w:unhideWhenUsed="1"/>
+    <w:lsdException w:name="Table Grid 7" w:semiHidden="1" w:unhideWhenUsed="1"/>
+    <w:lsdException w:name="Table Grid 8" w:semiHidden="1" w:unhideWhenUsed="1"/>
+    <w:lsdException w:name="Table List 1" w:semiHidden="1" w:unhideWhenUsed="1"/>
+    <w:lsdException w:name="Table List 2" w:semiHidden="1" w:unhideWhenUsed="1"/>
+    <w:lsdException w:name="Table List 3" w:semiHidden="1" w:unhideWhenUsed="1"/>
+    <w:lsdException w:name="Table List 4" w:semiHidden="1" w:unhideWhenUsed="1"/>
+    <w:lsdException w:name="Table List 5" w:semiHidden="1" w:unhideWhenUsed="1"/>
+    <w:lsdException w:name="Table List 6" w:semiHidden="1" w:unhideWhenUsed="1"/>
+    <w:lsdException w:name="Table List 7" w:semiHidden="1" w:unhideWhenUsed="1"/>
+    <w:lsdException w:name="Table List 8" w:semiHidden="1" w:unhideWhenUsed="1"/>
+    <w:lsdException w:name="Table 3D effects 1" w:semiHidden="1" w:unhideWhenUsed="1"/>
+    <w:lsdException w:name="Table 3D effects 2" w:semiHidden="1" w:unhideWhenUsed="1"/>
+    <w:lsdException w:name="Table 3D effects 3" w:semiHidden="1" w:unhideWhenUsed="1"/>
+    <w:lsdException w:name="Table Contemporary" w:semiHidden="1" w:unhideWhenUsed="1"/>
+    <w:lsdException w:name="Table Elegant" w:semiHidden="1" w:unhideWhenUsed="1"/>
+    <w:lsdException w:name="Table Professional" w:semiHidden="1" w:unhideWhenUsed="1"/>
+    <w:lsdException w:name="Table Subtle 1" w:semiHidden="1" w:unhideWhenUsed="1"/>
+    <w:lsdException w:name="Table Subtle 2" w:semiHidden="1" w:unhideWhenUsed="1"/>
+    <w:lsdException w:name="Table Web 1" w:semiHidden="1" w:unhideWhenUsed="1"/>
+    <w:lsdException w:name="Table Web 2" w:semiHidden="1" w:unhideWhenUsed="1"/>
+    <w:lsdException w:name="Table Web 3" w:semiHidden="1" w:unhideWhenUsed="1"/>
+    <w:lsdException w:name="Table Theme" w:semiHidden="1" w:unhideWhenUsed="1"/>
     <w:lsdException w:name="Placeholder Text" w:semiHidden="1" w:uiPriority="99"/>
     <w:lsdException w:name="No Spacing" w:uiPriority="1" w:qFormat="1"/>
     <w:lsdException w:name="Light Shading" w:uiPriority="60"/>
@@ -2578,6 +2599,11 @@
     <w:lsdException w:name="List Table 5 Dark Accent 6" w:uiPriority="50"/>
     <w:lsdException w:name="List Table 6 Colorful Accent 6" w:uiPriority="51"/>
     <w:lsdException w:name="List Table 7 Colorful Accent 6" w:uiPriority="52"/>
+    <w:lsdException w:name="Mention" w:semiHidden="1" w:uiPriority="99" w:unhideWhenUsed="1"/>
+    <w:lsdException w:name="Smart Hyperlink" w:semiHidden="1" w:uiPriority="99" w:unhideWhenUsed="1"/>
+    <w:lsdException w:name="Hashtag" w:semiHidden="1" w:uiPriority="99" w:unhideWhenUsed="1"/>
+    <w:lsdException w:name="Unresolved Mention" w:semiHidden="1" w:uiPriority="99" w:unhideWhenUsed="1"/>
+    <w:lsdException w:name="Smart Link" w:semiHidden="1" w:uiPriority="99" w:unhideWhenUsed="1"/>
   </w:latentStyles>
   <w:style w:type="paragraph" w:default="1" w:styleId="Normal">
     <w:name w:val="Normal"/>
@@ -2590,11 +2616,15 @@
   </w:style>
   <w:style w:type="character" w:default="1" w:styleId="Fontepargpadro">
     <w:name w:val="Default Paragraph Font"/>
+    <w:uiPriority w:val="1"/>
     <w:semiHidden/>
+    <w:unhideWhenUsed/>
   </w:style>
   <w:style w:type="table" w:default="1" w:styleId="Tabelanormal">
     <w:name w:val="Normal Table"/>
+    <w:uiPriority w:val="99"/>
     <w:semiHidden/>
+    <w:unhideWhenUsed/>
     <w:tblPr>
       <w:tblInd w:w="0" w:type="dxa"/>
       <w:tblCellMar>
@@ -2607,7 +2637,9 @@
   </w:style>
   <w:style w:type="numbering" w:default="1" w:styleId="Semlista">
     <w:name w:val="No List"/>
+    <w:uiPriority w:val="99"/>
     <w:semiHidden/>
+    <w:unhideWhenUsed/>
   </w:style>
   <w:style w:type="paragraph" w:styleId="Cabealho">
     <w:name w:val="header"/>
@@ -2647,7 +2679,6 @@
     <w:basedOn w:val="Tabelanormal"/>
     <w:rsid w:val="001318FD"/>
     <w:tblPr>
-      <w:tblInd w:w="0" w:type="dxa"/>
       <w:tblBorders>
         <w:top w:val="single" w:sz="4" w:space="0" w:color="auto"/>
         <w:left w:val="single" w:sz="4" w:space="0" w:color="auto"/>
@@ -2656,12 +2687,6 @@
         <w:insideH w:val="single" w:sz="4" w:space="0" w:color="auto"/>
         <w:insideV w:val="single" w:sz="4" w:space="0" w:color="auto"/>
       </w:tblBorders>
-      <w:tblCellMar>
-        <w:top w:w="0" w:type="dxa"/>
-        <w:left w:w="108" w:type="dxa"/>
-        <w:bottom w:w="0" w:type="dxa"/>
-        <w:right w:w="108" w:type="dxa"/>
-      </w:tblCellMar>
     </w:tblPr>
   </w:style>
   <w:style w:type="paragraph" w:customStyle="1" w:styleId="Default">
